--- a/Backend/Director_Disclosure/Output_Disclosures/2024-25/ADANI_POWER__JHARKHAND__LIMITED/MBP-1/MBP1_Bikash_Mandal_00022578.docx
+++ b/Backend/Director_Disclosure/Output_Disclosures/2024-25/ADANI_POWER__JHARKHAND__LIMITED/MBP-1/MBP1_Bikash_Mandal_00022578.docx
@@ -93,118 +93,13 @@
     </w:p>
     <w:p>
       <w:pPr>
-        <w:spacing w:before="0" w:after="0"/>
-        <w:jc w:val="left"/>
-      </w:pPr>
-      <w:r>
-        <w:rPr>
-          <w:rFonts w:ascii="Adani" w:hAnsi="Adani"/>
-          <w:b w:val="0"/>
-          <w:sz w:val="20"/>
-          <w:u w:val="none"/>
-        </w:rPr>
-        <w:t>ADANI HYDRO ENERGY SIXTEEN LIMITED</w:t>
-      </w:r>
-    </w:p>
-    <w:p>
-      <w:pPr>
-        <w:spacing w:before="0" w:after="0"/>
-        <w:jc w:val="left"/>
-      </w:pPr>
-      <w:r>
-        <w:rPr>
-          <w:rFonts w:ascii="Adani" w:hAnsi="Adani"/>
-          <w:b w:val="0"/>
-          <w:sz w:val="20"/>
-          <w:u w:val="none"/>
-        </w:rPr>
-        <w:t>ADANI HYDRO ENERGY THIRTEEN LIMITED</w:t>
-      </w:r>
-    </w:p>
-    <w:p>
-      <w:pPr>
-        <w:spacing w:before="0" w:after="0"/>
-        <w:jc w:val="left"/>
-      </w:pPr>
-      <w:r>
-        <w:rPr>
-          <w:rFonts w:ascii="Adani" w:hAnsi="Adani"/>
-          <w:b w:val="0"/>
-          <w:sz w:val="20"/>
-          <w:u w:val="none"/>
-        </w:rPr>
-        <w:t>ADANI HYDRO ENERGY SEVENTEEN LIMITED</w:t>
-      </w:r>
-    </w:p>
-    <w:p>
-      <w:pPr>
-        <w:spacing w:before="0" w:after="0"/>
-        <w:jc w:val="left"/>
-      </w:pPr>
-      <w:r>
-        <w:rPr>
-          <w:rFonts w:ascii="Adani" w:hAnsi="Adani"/>
-          <w:b w:val="0"/>
-          <w:sz w:val="20"/>
-          <w:u w:val="none"/>
-        </w:rPr>
-        <w:t>ADANI HYRDO ENERGY FOURTEEN LIMITED</w:t>
-      </w:r>
-    </w:p>
-    <w:p>
-      <w:pPr>
-        <w:spacing w:before="0" w:after="0"/>
-        <w:jc w:val="left"/>
-      </w:pPr>
-      <w:r>
-        <w:rPr>
-          <w:rFonts w:ascii="Adani" w:hAnsi="Adani"/>
-          <w:b w:val="0"/>
-          <w:sz w:val="20"/>
-          <w:u w:val="none"/>
-        </w:rPr>
-        <w:t>ADANI HYDRO ENERGY FIFTEEN LIMITED</w:t>
-      </w:r>
-    </w:p>
-    <w:p>
-      <w:pPr>
-        <w:spacing w:before="0" w:after="0"/>
-        <w:jc w:val="left"/>
-      </w:pPr>
-      <w:r>
-        <w:rPr>
-          <w:rFonts w:ascii="Adani" w:hAnsi="Adani"/>
-          <w:b w:val="0"/>
-          <w:sz w:val="20"/>
-          <w:u w:val="none"/>
-        </w:rPr>
-        <w:t>ADANI HYDRO ENERGY TWELVE LIMITED</w:t>
-      </w:r>
-    </w:p>
-    <w:p>
-      <w:pPr>
-        <w:spacing w:before="0" w:after="0"/>
-        <w:jc w:val="left"/>
-      </w:pPr>
-      <w:r>
-        <w:rPr>
-          <w:rFonts w:ascii="Adani" w:hAnsi="Adani"/>
-          <w:b w:val="0"/>
-          <w:sz w:val="20"/>
-          <w:u w:val="none"/>
-        </w:rPr>
-        <w:t>ADANI HYDRO ENERGY ELEVEN LIMITED</w:t>
-      </w:r>
-    </w:p>
-    <w:p>
-      <w:pPr>
         <w:spacing w:before="0" w:after="160"/>
         <w:jc w:val="left"/>
       </w:pPr>
       <w:r>
         <w:rPr>
           <w:rFonts w:ascii="Adani" w:hAnsi="Adani"/>
-          <w:b w:val="0"/>
+          <w:b/>
           <w:sz w:val="20"/>
           <w:u w:val="none"/>
         </w:rPr>
@@ -778,7 +673,7 @@
                 <w:sz w:val="18"/>
                 <w:u w:val="none"/>
               </w:rPr>
-              <w:t>ADANI HYDRO ENERGY SEVENTEEN LIMITED</w:t>
+              <w:t>ADANI HYRDO ENERGY FOURTEEN LIMITED</w:t>
             </w:r>
           </w:p>
         </w:tc>
@@ -920,7 +815,7 @@
                 <w:sz w:val="18"/>
                 <w:u w:val="none"/>
               </w:rPr>
-              <w:t>ADANI HYRDO ENERGY FOURTEEN LIMITED</w:t>
+              <w:t>ADANI HYDRO ENERGY SEVENTEEN LIMITED</w:t>
             </w:r>
           </w:p>
         </w:tc>
@@ -1204,7 +1099,7 @@
                 <w:sz w:val="18"/>
                 <w:u w:val="none"/>
               </w:rPr>
-              <w:t>ADANI HYDRO ENERGY TWELVE LIMITED</w:t>
+              <w:t>ADANI HYDRO ENERGY ELEVEN LIMITED</w:t>
             </w:r>
           </w:p>
         </w:tc>
@@ -1346,7 +1241,7 @@
                 <w:sz w:val="18"/>
                 <w:u w:val="none"/>
               </w:rPr>
-              <w:t>ADANI HYDRO ENERGY ELEVEN LIMITED</w:t>
+              <w:t>ADANI HYDRO ENERGY TWELVE LIMITED</w:t>
             </w:r>
           </w:p>
         </w:tc>
@@ -1431,148 +1326,6 @@
                 <w:u w:val="none"/>
               </w:rPr>
               <w:t>13/10/2025</w:t>
-            </w:r>
-          </w:p>
-        </w:tc>
-      </w:tr>
-      <w:tr>
-        <w:tc>
-          <w:tcPr>
-            <w:tcW w:type="dxa" w:w="680"/>
-            <w:shd w:val="clear" w:color="auto" w:fill="FFFFFF"/>
-            <w:tcBorders>
-              <w:top w:val="single" w:sz="4" w:space="0" w:color="000000"/>
-              <w:left w:val="single" w:sz="4" w:space="0" w:color="000000"/>
-              <w:bottom w:val="single" w:sz="4" w:space="0" w:color="000000"/>
-              <w:right w:val="single" w:sz="4" w:space="0" w:color="000000"/>
-            </w:tcBorders>
-            <w:vAlign w:val="center"/>
-          </w:tcPr>
-          <w:p>
-            <w:pPr>
-              <w:spacing w:before="40" w:after="40"/>
-              <w:jc w:val="left"/>
-            </w:pPr>
-            <w:r>
-              <w:rPr>
-                <w:rFonts w:ascii="Adani" w:hAnsi="Adani"/>
-                <w:b w:val="0"/>
-                <w:sz w:val="18"/>
-                <w:u w:val="none"/>
-              </w:rPr>
-              <w:t>8</w:t>
-            </w:r>
-          </w:p>
-        </w:tc>
-        <w:tc>
-          <w:tcPr>
-            <w:tcW w:type="dxa" w:w="3969"/>
-            <w:shd w:val="clear" w:color="auto" w:fill="FFFFFF"/>
-            <w:tcBorders>
-              <w:top w:val="single" w:sz="4" w:space="0" w:color="000000"/>
-              <w:left w:val="single" w:sz="4" w:space="0" w:color="000000"/>
-              <w:bottom w:val="single" w:sz="4" w:space="0" w:color="000000"/>
-              <w:right w:val="single" w:sz="4" w:space="0" w:color="000000"/>
-            </w:tcBorders>
-            <w:vAlign w:val="center"/>
-          </w:tcPr>
-          <w:p>
-            <w:pPr>
-              <w:spacing w:before="40" w:after="40"/>
-              <w:jc w:val="left"/>
-            </w:pPr>
-            <w:r>
-              <w:rPr>
-                <w:rFonts w:ascii="Adani" w:hAnsi="Adani"/>
-                <w:b w:val="0"/>
-                <w:sz w:val="18"/>
-                <w:u w:val="none"/>
-              </w:rPr>
-              <w:t>ADANI POWER (JHARKHAND) LIMITED</w:t>
-            </w:r>
-          </w:p>
-        </w:tc>
-        <w:tc>
-          <w:tcPr>
-            <w:tcW w:type="dxa" w:w="1814"/>
-            <w:shd w:val="clear" w:color="auto" w:fill="FFFFFF"/>
-            <w:tcBorders>
-              <w:top w:val="single" w:sz="4" w:space="0" w:color="000000"/>
-              <w:left w:val="single" w:sz="4" w:space="0" w:color="000000"/>
-              <w:bottom w:val="single" w:sz="4" w:space="0" w:color="000000"/>
-              <w:right w:val="single" w:sz="4" w:space="0" w:color="000000"/>
-            </w:tcBorders>
-            <w:vAlign w:val="center"/>
-          </w:tcPr>
-          <w:p>
-            <w:pPr>
-              <w:spacing w:before="40" w:after="40"/>
-              <w:jc w:val="left"/>
-            </w:pPr>
-            <w:r>
-              <w:rPr>
-                <w:rFonts w:ascii="Adani" w:hAnsi="Adani"/>
-                <w:b w:val="0"/>
-                <w:sz w:val="18"/>
-                <w:u w:val="none"/>
-              </w:rPr>
-              <w:t>Wholetime Director</w:t>
-            </w:r>
-          </w:p>
-        </w:tc>
-        <w:tc>
-          <w:tcPr>
-            <w:tcW w:type="dxa" w:w="1020"/>
-            <w:shd w:val="clear" w:color="auto" w:fill="FFFFFF"/>
-            <w:tcBorders>
-              <w:top w:val="single" w:sz="4" w:space="0" w:color="000000"/>
-              <w:left w:val="single" w:sz="4" w:space="0" w:color="000000"/>
-              <w:bottom w:val="single" w:sz="4" w:space="0" w:color="000000"/>
-              <w:right w:val="single" w:sz="4" w:space="0" w:color="000000"/>
-            </w:tcBorders>
-            <w:vAlign w:val="center"/>
-          </w:tcPr>
-          <w:p>
-            <w:pPr>
-              <w:spacing w:before="40" w:after="40"/>
-              <w:jc w:val="left"/>
-            </w:pPr>
-            <w:r>
-              <w:rPr>
-                <w:rFonts w:ascii="Adani" w:hAnsi="Adani"/>
-                <w:b w:val="0"/>
-                <w:sz w:val="18"/>
-                <w:u w:val="none"/>
-              </w:rPr>
-              <w:t>NIL</w:t>
-            </w:r>
-          </w:p>
-        </w:tc>
-        <w:tc>
-          <w:tcPr>
-            <w:tcW w:type="dxa" w:w="1247"/>
-            <w:shd w:val="clear" w:color="auto" w:fill="FFFFFF"/>
-            <w:tcBorders>
-              <w:top w:val="single" w:sz="4" w:space="0" w:color="000000"/>
-              <w:left w:val="single" w:sz="4" w:space="0" w:color="000000"/>
-              <w:bottom w:val="single" w:sz="4" w:space="0" w:color="000000"/>
-              <w:right w:val="single" w:sz="4" w:space="0" w:color="000000"/>
-            </w:tcBorders>
-            <w:vAlign w:val="center"/>
-          </w:tcPr>
-          <w:p>
-            <w:pPr>
-              <w:spacing w:before="40" w:after="40"/>
-              <w:jc w:val="left"/>
-            </w:pPr>
-            <w:r>
-              <w:rPr>
-                <w:rFonts w:ascii="Adani" w:hAnsi="Adani"/>
-                <w:b w:val="0"/>
-                <w:sz w:val="18"/>
-                <w:u w:val="none"/>
-              </w:rPr>
-              <w:t>05/02/2019</w:t>
             </w:r>
           </w:p>
         </w:tc>
@@ -1809,7 +1562,7 @@
                 <w:sz w:val="18"/>
                 <w:u w:val="none"/>
               </w:rPr>
-              <w:t>Date:   07th May, 2026</w:t>
+              <w:t>Date:   15th May, 2026</w:t>
             </w:r>
           </w:p>
         </w:tc>
@@ -2075,174 +1828,441 @@
         <w:t>:</w:t>
       </w:r>
     </w:p>
-    <w:p>
-      <w:pPr>
-        <w:pStyle w:val="ListNumber"/>
-        <w:spacing w:before="0" w:after="40"/>
-        <w:ind w:left="720"/>
-      </w:pPr>
-      <w:r>
-        <w:rPr>
-          <w:rFonts w:ascii="Adani" w:hAnsi="Adani"/>
-          <w:b w:val="0"/>
-          <w:sz w:val="20"/>
-          <w:u w:val="none"/>
-        </w:rPr>
-        <w:t>Father</w:t>
-        <w:tab/>
-        <w:tab/>
-        <w:t>:</w:t>
-        <w:tab/>
-        <w:t>NIL</w:t>
-      </w:r>
-    </w:p>
-    <w:p>
-      <w:pPr>
-        <w:pStyle w:val="ListNumber"/>
-        <w:spacing w:before="0" w:after="40"/>
-        <w:ind w:left="720"/>
-      </w:pPr>
-      <w:r>
-        <w:rPr>
-          <w:rFonts w:ascii="Adani" w:hAnsi="Adani"/>
-          <w:b w:val="0"/>
-          <w:sz w:val="20"/>
-          <w:u w:val="none"/>
-        </w:rPr>
-        <w:t>Mother</w:t>
-        <w:tab/>
-        <w:tab/>
-        <w:t>:</w:t>
-        <w:tab/>
-        <w:t>NIL</w:t>
-      </w:r>
-    </w:p>
-    <w:p>
-      <w:pPr>
-        <w:pStyle w:val="ListNumber"/>
-        <w:spacing w:before="0" w:after="40"/>
-        <w:ind w:left="720"/>
-      </w:pPr>
-      <w:r>
-        <w:rPr>
-          <w:rFonts w:ascii="Adani" w:hAnsi="Adani"/>
-          <w:b w:val="0"/>
-          <w:sz w:val="20"/>
-          <w:u w:val="none"/>
-        </w:rPr>
-        <w:t>Son</w:t>
-        <w:tab/>
-        <w:tab/>
-        <w:t>:</w:t>
-        <w:tab/>
-        <w:t>NIL</w:t>
-      </w:r>
-    </w:p>
-    <w:p>
-      <w:pPr>
-        <w:pStyle w:val="ListNumber"/>
-        <w:spacing w:before="0" w:after="40"/>
-        <w:ind w:left="720"/>
-      </w:pPr>
-      <w:r>
-        <w:rPr>
-          <w:rFonts w:ascii="Adani" w:hAnsi="Adani"/>
-          <w:b w:val="0"/>
-          <w:sz w:val="20"/>
-          <w:u w:val="none"/>
-        </w:rPr>
-        <w:t>Son's Wife</w:t>
-        <w:tab/>
-        <w:tab/>
-        <w:t>:</w:t>
-        <w:tab/>
-        <w:t>NIL</w:t>
-      </w:r>
-    </w:p>
-    <w:p>
-      <w:pPr>
-        <w:pStyle w:val="ListNumber"/>
-        <w:spacing w:before="0" w:after="40"/>
-        <w:ind w:left="720"/>
-      </w:pPr>
-      <w:r>
-        <w:rPr>
-          <w:rFonts w:ascii="Adani" w:hAnsi="Adani"/>
-          <w:b w:val="0"/>
-          <w:sz w:val="20"/>
-          <w:u w:val="none"/>
-        </w:rPr>
-        <w:t>Daughter</w:t>
-        <w:tab/>
-        <w:tab/>
-        <w:t>:</w:t>
-        <w:tab/>
-        <w:t>NIL</w:t>
-      </w:r>
-    </w:p>
-    <w:p>
-      <w:pPr>
-        <w:pStyle w:val="ListNumber"/>
-        <w:spacing w:before="0" w:after="40"/>
-        <w:ind w:left="720"/>
-      </w:pPr>
-      <w:r>
-        <w:rPr>
-          <w:rFonts w:ascii="Adani" w:hAnsi="Adani"/>
-          <w:b w:val="0"/>
-          <w:sz w:val="20"/>
-          <w:u w:val="none"/>
-        </w:rPr>
-        <w:t>Daughter's Husband</w:t>
-        <w:tab/>
-        <w:tab/>
-        <w:t>:</w:t>
-        <w:tab/>
-        <w:t>NIL</w:t>
-      </w:r>
-    </w:p>
-    <w:p>
-      <w:pPr>
-        <w:pStyle w:val="ListNumber"/>
-        <w:spacing w:before="0" w:after="40"/>
-        <w:ind w:left="720"/>
-      </w:pPr>
-      <w:r>
-        <w:rPr>
-          <w:rFonts w:ascii="Adani" w:hAnsi="Adani"/>
-          <w:b w:val="0"/>
-          <w:sz w:val="20"/>
-          <w:u w:val="none"/>
-        </w:rPr>
-        <w:t>Brother</w:t>
-        <w:tab/>
-        <w:tab/>
-        <w:t>:</w:t>
-        <w:tab/>
-        <w:t>NIL</w:t>
-      </w:r>
-    </w:p>
-    <w:p>
-      <w:pPr>
-        <w:pStyle w:val="ListNumber"/>
-        <w:spacing w:before="0" w:after="40"/>
-        <w:ind w:left="720"/>
-      </w:pPr>
-      <w:r>
-        <w:rPr>
-          <w:rFonts w:ascii="Adani" w:hAnsi="Adani"/>
-          <w:b w:val="0"/>
-          <w:sz w:val="20"/>
-          <w:u w:val="none"/>
-        </w:rPr>
-        <w:t>Sister</w:t>
-        <w:tab/>
-        <w:tab/>
-        <w:t>:</w:t>
-        <w:tab/>
-        <w:t>NIL</w:t>
-      </w:r>
-    </w:p>
+    <w:tbl>
+      <w:tblPr>
+        <w:tblW w:type="auto" w:w="0"/>
+        <w:jc w:val="left"/>
+        <w:tblLook w:firstColumn="1" w:firstRow="1" w:lastColumn="0" w:lastRow="0" w:noHBand="0" w:noVBand="1" w:val="04A0"/>
+      </w:tblPr>
+      <w:tblGrid>
+        <w:gridCol w:w="4536"/>
+        <w:gridCol w:w="4536"/>
+      </w:tblGrid>
+      <w:tr>
+        <w:tc>
+          <w:tcPr>
+            <w:tcW w:type="dxa" w:w="4536"/>
+            <w:tcBorders>
+              <w:top w:val="none"/>
+              <w:bottom w:val="none"/>
+              <w:left w:val="none"/>
+              <w:right w:val="none"/>
+            </w:tcBorders>
+          </w:tcPr>
+          <w:p>
+            <w:pPr>
+              <w:ind w:left="720"/>
+            </w:pPr>
+            <w:r>
+              <w:rPr>
+                <w:rFonts w:ascii="Adani" w:hAnsi="Adani"/>
+                <w:b w:val="0"/>
+                <w:sz w:val="20"/>
+                <w:u w:val="none"/>
+              </w:rPr>
+              <w:t>1.</w:t>
+              <w:tab/>
+              <w:t>Father</w:t>
+              <w:tab/>
+              <w:t>:</w:t>
+            </w:r>
+          </w:p>
+        </w:tc>
+        <w:tc>
+          <w:tcPr>
+            <w:tcW w:type="dxa" w:w="4536"/>
+            <w:tcBorders>
+              <w:top w:val="none"/>
+              <w:bottom w:val="none"/>
+              <w:left w:val="none"/>
+              <w:right w:val="none"/>
+            </w:tcBorders>
+          </w:tcPr>
+          <w:p>
+            <w:r>
+              <w:rPr>
+                <w:rFonts w:ascii="Adani" w:hAnsi="Adani"/>
+                <w:b w:val="0"/>
+                <w:sz w:val="20"/>
+                <w:u w:val="none"/>
+              </w:rPr>
+              <w:t>NIL</w:t>
+            </w:r>
+          </w:p>
+        </w:tc>
+      </w:tr>
+      <w:tr>
+        <w:tc>
+          <w:tcPr>
+            <w:tcW w:type="dxa" w:w="4536"/>
+            <w:tcBorders>
+              <w:top w:val="none"/>
+              <w:bottom w:val="none"/>
+              <w:left w:val="none"/>
+              <w:right w:val="none"/>
+            </w:tcBorders>
+          </w:tcPr>
+          <w:p>
+            <w:pPr>
+              <w:ind w:left="720"/>
+            </w:pPr>
+            <w:r>
+              <w:rPr>
+                <w:rFonts w:ascii="Adani" w:hAnsi="Adani"/>
+                <w:b w:val="0"/>
+                <w:sz w:val="20"/>
+                <w:u w:val="none"/>
+              </w:rPr>
+              <w:t>2.</w:t>
+              <w:tab/>
+              <w:t>Mother</w:t>
+              <w:tab/>
+              <w:t>:</w:t>
+            </w:r>
+          </w:p>
+        </w:tc>
+        <w:tc>
+          <w:tcPr>
+            <w:tcW w:type="dxa" w:w="4536"/>
+            <w:tcBorders>
+              <w:top w:val="none"/>
+              <w:bottom w:val="none"/>
+              <w:left w:val="none"/>
+              <w:right w:val="none"/>
+            </w:tcBorders>
+          </w:tcPr>
+          <w:p>
+            <w:r>
+              <w:rPr>
+                <w:rFonts w:ascii="Adani" w:hAnsi="Adani"/>
+                <w:b w:val="0"/>
+                <w:sz w:val="20"/>
+                <w:u w:val="none"/>
+              </w:rPr>
+              <w:t>NIL</w:t>
+            </w:r>
+          </w:p>
+        </w:tc>
+      </w:tr>
+      <w:tr>
+        <w:tc>
+          <w:tcPr>
+            <w:tcW w:type="dxa" w:w="4536"/>
+            <w:tcBorders>
+              <w:top w:val="none"/>
+              <w:bottom w:val="none"/>
+              <w:left w:val="none"/>
+              <w:right w:val="none"/>
+            </w:tcBorders>
+          </w:tcPr>
+          <w:p>
+            <w:pPr>
+              <w:ind w:left="720"/>
+            </w:pPr>
+            <w:r>
+              <w:rPr>
+                <w:rFonts w:ascii="Adani" w:hAnsi="Adani"/>
+                <w:b w:val="0"/>
+                <w:sz w:val="20"/>
+                <w:u w:val="none"/>
+              </w:rPr>
+              <w:t>3.</w:t>
+              <w:tab/>
+              <w:t>Son</w:t>
+              <w:tab/>
+              <w:t>:</w:t>
+            </w:r>
+          </w:p>
+        </w:tc>
+        <w:tc>
+          <w:tcPr>
+            <w:tcW w:type="dxa" w:w="4536"/>
+            <w:tcBorders>
+              <w:top w:val="none"/>
+              <w:bottom w:val="none"/>
+              <w:left w:val="none"/>
+              <w:right w:val="none"/>
+            </w:tcBorders>
+          </w:tcPr>
+          <w:p>
+            <w:r>
+              <w:rPr>
+                <w:rFonts w:ascii="Adani" w:hAnsi="Adani"/>
+                <w:b w:val="0"/>
+                <w:sz w:val="20"/>
+                <w:u w:val="none"/>
+              </w:rPr>
+              <w:t>NIL</w:t>
+            </w:r>
+          </w:p>
+        </w:tc>
+      </w:tr>
+      <w:tr>
+        <w:tc>
+          <w:tcPr>
+            <w:tcW w:type="dxa" w:w="4536"/>
+            <w:tcBorders>
+              <w:top w:val="none"/>
+              <w:bottom w:val="none"/>
+              <w:left w:val="none"/>
+              <w:right w:val="none"/>
+            </w:tcBorders>
+          </w:tcPr>
+          <w:p>
+            <w:pPr>
+              <w:ind w:left="720"/>
+            </w:pPr>
+            <w:r>
+              <w:rPr>
+                <w:rFonts w:ascii="Adani" w:hAnsi="Adani"/>
+                <w:b w:val="0"/>
+                <w:sz w:val="20"/>
+                <w:u w:val="none"/>
+              </w:rPr>
+              <w:t>4.</w:t>
+              <w:tab/>
+              <w:t>Son's Wife</w:t>
+              <w:tab/>
+              <w:t>:</w:t>
+            </w:r>
+          </w:p>
+        </w:tc>
+        <w:tc>
+          <w:tcPr>
+            <w:tcW w:type="dxa" w:w="4536"/>
+            <w:tcBorders>
+              <w:top w:val="none"/>
+              <w:bottom w:val="none"/>
+              <w:left w:val="none"/>
+              <w:right w:val="none"/>
+            </w:tcBorders>
+          </w:tcPr>
+          <w:p>
+            <w:r>
+              <w:rPr>
+                <w:rFonts w:ascii="Adani" w:hAnsi="Adani"/>
+                <w:b w:val="0"/>
+                <w:sz w:val="20"/>
+                <w:u w:val="none"/>
+              </w:rPr>
+              <w:t>NIL</w:t>
+            </w:r>
+          </w:p>
+        </w:tc>
+      </w:tr>
+      <w:tr>
+        <w:tc>
+          <w:tcPr>
+            <w:tcW w:type="dxa" w:w="4536"/>
+            <w:tcBorders>
+              <w:top w:val="none"/>
+              <w:bottom w:val="none"/>
+              <w:left w:val="none"/>
+              <w:right w:val="none"/>
+            </w:tcBorders>
+          </w:tcPr>
+          <w:p>
+            <w:pPr>
+              <w:ind w:left="720"/>
+            </w:pPr>
+            <w:r>
+              <w:rPr>
+                <w:rFonts w:ascii="Adani" w:hAnsi="Adani"/>
+                <w:b w:val="0"/>
+                <w:sz w:val="20"/>
+                <w:u w:val="none"/>
+              </w:rPr>
+              <w:t>5.</w:t>
+              <w:tab/>
+              <w:t>Daughter</w:t>
+              <w:tab/>
+              <w:t>:</w:t>
+            </w:r>
+          </w:p>
+        </w:tc>
+        <w:tc>
+          <w:tcPr>
+            <w:tcW w:type="dxa" w:w="4536"/>
+            <w:tcBorders>
+              <w:top w:val="none"/>
+              <w:bottom w:val="none"/>
+              <w:left w:val="none"/>
+              <w:right w:val="none"/>
+            </w:tcBorders>
+          </w:tcPr>
+          <w:p>
+            <w:r>
+              <w:rPr>
+                <w:rFonts w:ascii="Adani" w:hAnsi="Adani"/>
+                <w:b w:val="0"/>
+                <w:sz w:val="20"/>
+                <w:u w:val="none"/>
+              </w:rPr>
+              <w:t>NIL</w:t>
+            </w:r>
+          </w:p>
+        </w:tc>
+      </w:tr>
+      <w:tr>
+        <w:tc>
+          <w:tcPr>
+            <w:tcW w:type="dxa" w:w="4536"/>
+            <w:tcBorders>
+              <w:top w:val="none"/>
+              <w:bottom w:val="none"/>
+              <w:left w:val="none"/>
+              <w:right w:val="none"/>
+            </w:tcBorders>
+          </w:tcPr>
+          <w:p>
+            <w:pPr>
+              <w:ind w:left="720"/>
+            </w:pPr>
+            <w:r>
+              <w:rPr>
+                <w:rFonts w:ascii="Adani" w:hAnsi="Adani"/>
+                <w:b w:val="0"/>
+                <w:sz w:val="20"/>
+                <w:u w:val="none"/>
+              </w:rPr>
+              <w:t>6.</w:t>
+              <w:tab/>
+              <w:t>Daughter's Husband</w:t>
+              <w:tab/>
+              <w:t>:</w:t>
+            </w:r>
+          </w:p>
+        </w:tc>
+        <w:tc>
+          <w:tcPr>
+            <w:tcW w:type="dxa" w:w="4536"/>
+            <w:tcBorders>
+              <w:top w:val="none"/>
+              <w:bottom w:val="none"/>
+              <w:left w:val="none"/>
+              <w:right w:val="none"/>
+            </w:tcBorders>
+          </w:tcPr>
+          <w:p>
+            <w:r>
+              <w:rPr>
+                <w:rFonts w:ascii="Adani" w:hAnsi="Adani"/>
+                <w:b w:val="0"/>
+                <w:sz w:val="20"/>
+                <w:u w:val="none"/>
+              </w:rPr>
+              <w:t>NIL</w:t>
+            </w:r>
+          </w:p>
+        </w:tc>
+      </w:tr>
+      <w:tr>
+        <w:tc>
+          <w:tcPr>
+            <w:tcW w:type="dxa" w:w="4536"/>
+            <w:tcBorders>
+              <w:top w:val="none"/>
+              <w:bottom w:val="none"/>
+              <w:left w:val="none"/>
+              <w:right w:val="none"/>
+            </w:tcBorders>
+          </w:tcPr>
+          <w:p>
+            <w:pPr>
+              <w:ind w:left="720"/>
+            </w:pPr>
+            <w:r>
+              <w:rPr>
+                <w:rFonts w:ascii="Adani" w:hAnsi="Adani"/>
+                <w:b w:val="0"/>
+                <w:sz w:val="20"/>
+                <w:u w:val="none"/>
+              </w:rPr>
+              <w:t>7.</w:t>
+              <w:tab/>
+              <w:t>Brother</w:t>
+              <w:tab/>
+              <w:t>:</w:t>
+            </w:r>
+          </w:p>
+        </w:tc>
+        <w:tc>
+          <w:tcPr>
+            <w:tcW w:type="dxa" w:w="4536"/>
+            <w:tcBorders>
+              <w:top w:val="none"/>
+              <w:bottom w:val="none"/>
+              <w:left w:val="none"/>
+              <w:right w:val="none"/>
+            </w:tcBorders>
+          </w:tcPr>
+          <w:p>
+            <w:r>
+              <w:rPr>
+                <w:rFonts w:ascii="Adani" w:hAnsi="Adani"/>
+                <w:b w:val="0"/>
+                <w:sz w:val="20"/>
+                <w:u w:val="none"/>
+              </w:rPr>
+              <w:t>NIL</w:t>
+            </w:r>
+          </w:p>
+        </w:tc>
+      </w:tr>
+      <w:tr>
+        <w:tc>
+          <w:tcPr>
+            <w:tcW w:type="dxa" w:w="4536"/>
+            <w:tcBorders>
+              <w:top w:val="none"/>
+              <w:bottom w:val="none"/>
+              <w:left w:val="none"/>
+              <w:right w:val="none"/>
+            </w:tcBorders>
+          </w:tcPr>
+          <w:p>
+            <w:pPr>
+              <w:ind w:left="720"/>
+            </w:pPr>
+            <w:r>
+              <w:rPr>
+                <w:rFonts w:ascii="Adani" w:hAnsi="Adani"/>
+                <w:b w:val="0"/>
+                <w:sz w:val="20"/>
+                <w:u w:val="none"/>
+              </w:rPr>
+              <w:t>8.</w:t>
+              <w:tab/>
+              <w:t>Sister</w:t>
+              <w:tab/>
+              <w:t>:</w:t>
+            </w:r>
+          </w:p>
+        </w:tc>
+        <w:tc>
+          <w:tcPr>
+            <w:tcW w:type="dxa" w:w="4536"/>
+            <w:tcBorders>
+              <w:top w:val="none"/>
+              <w:bottom w:val="none"/>
+              <w:left w:val="none"/>
+              <w:right w:val="none"/>
+            </w:tcBorders>
+          </w:tcPr>
+          <w:p>
+            <w:r>
+              <w:rPr>
+                <w:rFonts w:ascii="Adani" w:hAnsi="Adani"/>
+                <w:b w:val="0"/>
+                <w:sz w:val="20"/>
+                <w:u w:val="none"/>
+              </w:rPr>
+              <w:t>NIL</w:t>
+            </w:r>
+          </w:p>
+        </w:tc>
+      </w:tr>
+    </w:tbl>
     <w:p/>
     <w:p>
       <w:pPr>
@@ -2579,7 +2599,7 @@
                 <w:sz w:val="18"/>
                 <w:u w:val="none"/>
               </w:rPr>
-              <w:t>Date:   07th May, 2026</w:t>
+              <w:t>Date:   15th May, 2026</w:t>
             </w:r>
           </w:p>
         </w:tc>
@@ -2740,7 +2760,7 @@
           <w:sz w:val="20"/>
           <w:u w:val="none"/>
         </w:rPr>
-        <w:t>07th May, 2026</w:t>
+        <w:t>15th May, 2026</w:t>
       </w:r>
     </w:p>
     <w:p>
@@ -2815,7 +2835,7 @@
           <w:sz w:val="20"/>
           <w:u w:val="none"/>
         </w:rPr>
-        <w:t>ADANI HYDRO ENERGY SEVENTEEN LIMITED</w:t>
+        <w:t>ADANI HYRDO ENERGY FOURTEEN LIMITED</w:t>
       </w:r>
     </w:p>
     <w:p>
@@ -2830,7 +2850,7 @@
           <w:sz w:val="20"/>
           <w:u w:val="none"/>
         </w:rPr>
-        <w:t>ADANI HYRDO ENERGY FOURTEEN LIMITED</w:t>
+        <w:t>ADANI HYDRO ENERGY SEVENTEEN LIMITED</w:t>
       </w:r>
     </w:p>
     <w:p>
@@ -2860,21 +2880,6 @@
           <w:sz w:val="20"/>
           <w:u w:val="none"/>
         </w:rPr>
-        <w:t>ADANI HYDRO ENERGY TWELVE LIMITED</w:t>
-      </w:r>
-    </w:p>
-    <w:p>
-      <w:pPr>
-        <w:spacing w:before="0" w:after="20"/>
-        <w:jc w:val="left"/>
-      </w:pPr>
-      <w:r>
-        <w:rPr>
-          <w:rFonts w:ascii="Adani" w:hAnsi="Adani"/>
-          <w:b/>
-          <w:sz w:val="20"/>
-          <w:u w:val="none"/>
-        </w:rPr>
         <w:t>ADANI HYDRO ENERGY ELEVEN LIMITED</w:t>
       </w:r>
     </w:p>
@@ -2890,7 +2895,7 @@
           <w:sz w:val="20"/>
           <w:u w:val="none"/>
         </w:rPr>
-        <w:t>ADANI POWER (JHARKHAND) LIMITED</w:t>
+        <w:t>ADANI HYDRO ENERGY TWELVE LIMITED</w:t>
       </w:r>
     </w:p>
     <w:p/>
@@ -2981,7 +2986,7 @@
           <w:sz w:val="20"/>
           <w:u w:val="none"/>
         </w:rPr>
-        <w:t>ADANI HYDRO ENERGY SEVENTEEN LIMITED</w:t>
+        <w:t>ADANI HYRDO ENERGY FOURTEEN LIMITED</w:t>
       </w:r>
     </w:p>
     <w:p>
@@ -2996,7 +3001,7 @@
           <w:sz w:val="20"/>
           <w:u w:val="none"/>
         </w:rPr>
-        <w:t>ADANI HYRDO ENERGY FOURTEEN LIMITED</w:t>
+        <w:t>ADANI HYDRO ENERGY SEVENTEEN LIMITED</w:t>
       </w:r>
     </w:p>
     <w:p>
@@ -3026,21 +3031,6 @@
           <w:sz w:val="20"/>
           <w:u w:val="none"/>
         </w:rPr>
-        <w:t>ADANI HYDRO ENERGY TWELVE LIMITED</w:t>
-      </w:r>
-    </w:p>
-    <w:p>
-      <w:pPr>
-        <w:spacing w:before="0" w:after="20"/>
-        <w:jc w:val="left"/>
-      </w:pPr>
-      <w:r>
-        <w:rPr>
-          <w:rFonts w:ascii="Adani" w:hAnsi="Adani"/>
-          <w:b w:val="0"/>
-          <w:sz w:val="20"/>
-          <w:u w:val="none"/>
-        </w:rPr>
         <w:t>ADANI HYDRO ENERGY ELEVEN LIMITED</w:t>
       </w:r>
     </w:p>
@@ -3056,7 +3046,7 @@
           <w:sz w:val="20"/>
           <w:u w:val="none"/>
         </w:rPr>
-        <w:t>ADANI POWER (JHARKHAND) LIMITED</w:t>
+        <w:t>ADANI HYDRO ENERGY TWELVE LIMITED</w:t>
       </w:r>
     </w:p>
     <w:p/>
@@ -3882,7 +3872,7 @@
                 <w:sz w:val="18"/>
                 <w:u w:val="none"/>
               </w:rPr>
-              <w:t>8</w:t>
+              <w:t>7</w:t>
             </w:r>
           </w:p>
         </w:tc>
@@ -4283,7 +4273,7 @@
                 <w:sz w:val="18"/>
                 <w:u w:val="none"/>
               </w:rPr>
-              <w:t>U35105GJ2025PLC168757</w:t>
+              <w:t>U35105GJ2025PLC168767</w:t>
             </w:r>
           </w:p>
         </w:tc>
@@ -4311,7 +4301,7 @@
                 <w:sz w:val="18"/>
                 <w:u w:val="none"/>
               </w:rPr>
-              <w:t>ADANI HYDRO ENERGY SEVENTEEN LIMITED</w:t>
+              <w:t>ADANI HYRDO ENERGY FOURTEEN LIMITED</w:t>
             </w:r>
           </w:p>
         </w:tc>
@@ -4397,7 +4387,7 @@
                 <w:sz w:val="18"/>
                 <w:u w:val="none"/>
               </w:rPr>
-              <w:t>U35105GJ2025PLC168767</w:t>
+              <w:t>U35105GJ2025PLC168757</w:t>
             </w:r>
           </w:p>
         </w:tc>
@@ -4425,7 +4415,7 @@
                 <w:sz w:val="18"/>
                 <w:u w:val="none"/>
               </w:rPr>
-              <w:t>ADANI HYRDO ENERGY FOURTEEN LIMITED</w:t>
+              <w:t>ADANI HYDRO ENERGY SEVENTEEN LIMITED</w:t>
             </w:r>
           </w:p>
         </w:tc>
@@ -4625,120 +4615,6 @@
                 <w:sz w:val="18"/>
                 <w:u w:val="none"/>
               </w:rPr>
-              <w:t>U35105GJ2025PLC168695</w:t>
-            </w:r>
-          </w:p>
-        </w:tc>
-        <w:tc>
-          <w:tcPr>
-            <w:tcW w:type="dxa" w:w="4252"/>
-            <w:shd w:val="clear" w:color="auto" w:fill="FFFFFF"/>
-            <w:tcBorders>
-              <w:top w:val="single" w:sz="4" w:space="0" w:color="000000"/>
-              <w:left w:val="single" w:sz="4" w:space="0" w:color="000000"/>
-              <w:bottom w:val="single" w:sz="4" w:space="0" w:color="000000"/>
-              <w:right w:val="single" w:sz="4" w:space="0" w:color="000000"/>
-            </w:tcBorders>
-            <w:vAlign w:val="center"/>
-          </w:tcPr>
-          <w:p>
-            <w:pPr>
-              <w:spacing w:before="40" w:after="40"/>
-              <w:jc w:val="left"/>
-            </w:pPr>
-            <w:r>
-              <w:rPr>
-                <w:rFonts w:ascii="Adani" w:hAnsi="Adani"/>
-                <w:b w:val="0"/>
-                <w:sz w:val="18"/>
-                <w:u w:val="none"/>
-              </w:rPr>
-              <w:t>ADANI HYDRO ENERGY TWELVE LIMITED</w:t>
-            </w:r>
-          </w:p>
-        </w:tc>
-        <w:tc>
-          <w:tcPr>
-            <w:tcW w:type="dxa" w:w="1587"/>
-            <w:shd w:val="clear" w:color="auto" w:fill="FFFFFF"/>
-            <w:tcBorders>
-              <w:top w:val="single" w:sz="4" w:space="0" w:color="000000"/>
-              <w:left w:val="single" w:sz="4" w:space="0" w:color="000000"/>
-              <w:bottom w:val="single" w:sz="4" w:space="0" w:color="000000"/>
-              <w:right w:val="single" w:sz="4" w:space="0" w:color="000000"/>
-            </w:tcBorders>
-            <w:vAlign w:val="center"/>
-          </w:tcPr>
-          <w:p>
-            <w:pPr>
-              <w:spacing w:before="40" w:after="40"/>
-              <w:jc w:val="left"/>
-            </w:pPr>
-            <w:r>
-              <w:rPr>
-                <w:rFonts w:ascii="Adani" w:hAnsi="Adani"/>
-                <w:b w:val="0"/>
-                <w:sz w:val="18"/>
-                <w:u w:val="none"/>
-              </w:rPr>
-              <w:t>Director</w:t>
-            </w:r>
-          </w:p>
-        </w:tc>
-        <w:tc>
-          <w:tcPr>
-            <w:tcW w:type="dxa" w:w="1304"/>
-            <w:shd w:val="clear" w:color="auto" w:fill="FFFFFF"/>
-            <w:tcBorders>
-              <w:top w:val="single" w:sz="4" w:space="0" w:color="000000"/>
-              <w:left w:val="single" w:sz="4" w:space="0" w:color="000000"/>
-              <w:bottom w:val="single" w:sz="4" w:space="0" w:color="000000"/>
-              <w:right w:val="single" w:sz="4" w:space="0" w:color="000000"/>
-            </w:tcBorders>
-            <w:vAlign w:val="center"/>
-          </w:tcPr>
-          <w:p>
-            <w:pPr>
-              <w:spacing w:before="40" w:after="40"/>
-              <w:jc w:val="left"/>
-            </w:pPr>
-            <w:r>
-              <w:rPr>
-                <w:rFonts w:ascii="Adani" w:hAnsi="Adani"/>
-                <w:b w:val="0"/>
-                <w:sz w:val="18"/>
-                <w:u w:val="none"/>
-              </w:rPr>
-              <w:t>13/10/2025</w:t>
-            </w:r>
-          </w:p>
-        </w:tc>
-      </w:tr>
-      <w:tr>
-        <w:tc>
-          <w:tcPr>
-            <w:tcW w:type="dxa" w:w="2268"/>
-            <w:shd w:val="clear" w:color="auto" w:fill="FFFFFF"/>
-            <w:tcBorders>
-              <w:top w:val="single" w:sz="4" w:space="0" w:color="000000"/>
-              <w:left w:val="single" w:sz="4" w:space="0" w:color="000000"/>
-              <w:bottom w:val="single" w:sz="4" w:space="0" w:color="000000"/>
-              <w:right w:val="single" w:sz="4" w:space="0" w:color="000000"/>
-            </w:tcBorders>
-            <w:vAlign w:val="center"/>
-          </w:tcPr>
-          <w:p>
-            <w:pPr>
-              <w:spacing w:before="40" w:after="40"/>
-              <w:jc w:val="left"/>
-            </w:pPr>
-            <w:r>
-              <w:rPr>
-                <w:rFonts w:ascii="Adani" w:hAnsi="Adani"/>
-                <w:b w:val="0"/>
-                <w:sz w:val="18"/>
-                <w:u w:val="none"/>
-              </w:rPr>
               <w:t>U35105GJ2025PLC168686</w:t>
             </w:r>
           </w:p>
@@ -4853,7 +4729,7 @@
                 <w:sz w:val="18"/>
                 <w:u w:val="none"/>
               </w:rPr>
-              <w:t>U40100GJ2015PLC085448</w:t>
+              <w:t>U35105GJ2025PLC168695</w:t>
             </w:r>
           </w:p>
         </w:tc>
@@ -4881,7 +4757,7 @@
                 <w:sz w:val="18"/>
                 <w:u w:val="none"/>
               </w:rPr>
-              <w:t>ADANI POWER (JHARKHAND) LIMITED</w:t>
+              <w:t>ADANI HYDRO ENERGY TWELVE LIMITED</w:t>
             </w:r>
           </w:p>
         </w:tc>
@@ -4909,7 +4785,7 @@
                 <w:sz w:val="18"/>
                 <w:u w:val="none"/>
               </w:rPr>
-              <w:t>Wholetime Director</w:t>
+              <w:t>Director</w:t>
             </w:r>
           </w:p>
         </w:tc>
@@ -4937,7 +4813,7 @@
                 <w:sz w:val="18"/>
                 <w:u w:val="none"/>
               </w:rPr>
-              <w:t>05/02/2019</w:t>
+              <w:t>13/10/2025</w:t>
             </w:r>
           </w:p>
         </w:tc>

--- a/Backend/Director_Disclosure/Output_Disclosures/2024-25/ADANI_POWER__JHARKHAND__LIMITED/MBP-1/MBP1_Bikash_Mandal_00022578.docx
+++ b/Backend/Director_Disclosure/Output_Disclosures/2024-25/ADANI_POWER__JHARKHAND__LIMITED/MBP-1/MBP1_Bikash_Mandal_00022578.docx
@@ -389,7 +389,7 @@
                 <w:sz w:val="18"/>
                 <w:u w:val="none"/>
               </w:rPr>
-              <w:t>ADANI HYDRO ENERGY SIXTEEN LIMITED</w:t>
+              <w:t>ADANI GREEN ENERGY TWENTY SIX A LIMITED</w:t>
             </w:r>
           </w:p>
         </w:tc>
@@ -417,7 +417,7 @@
                 <w:sz w:val="18"/>
                 <w:u w:val="none"/>
               </w:rPr>
-              <w:t>Director</w:t>
+              <w:t>Additional Director</w:t>
             </w:r>
           </w:p>
         </w:tc>
@@ -473,7 +473,7 @@
                 <w:sz w:val="18"/>
                 <w:u w:val="none"/>
               </w:rPr>
-              <w:t>21/11/2025</w:t>
+              <w:t>31/03/2026</w:t>
             </w:r>
           </w:p>
         </w:tc>
@@ -504,6 +504,290 @@
                 <w:u w:val="none"/>
               </w:rPr>
               <w:t>2</w:t>
+            </w:r>
+          </w:p>
+        </w:tc>
+        <w:tc>
+          <w:tcPr>
+            <w:tcW w:type="dxa" w:w="3969"/>
+            <w:shd w:val="clear" w:color="auto" w:fill="FFFFFF"/>
+            <w:tcBorders>
+              <w:top w:val="single" w:sz="4" w:space="0" w:color="000000"/>
+              <w:left w:val="single" w:sz="4" w:space="0" w:color="000000"/>
+              <w:bottom w:val="single" w:sz="4" w:space="0" w:color="000000"/>
+              <w:right w:val="single" w:sz="4" w:space="0" w:color="000000"/>
+            </w:tcBorders>
+            <w:vAlign w:val="center"/>
+          </w:tcPr>
+          <w:p>
+            <w:pPr>
+              <w:spacing w:before="40" w:after="40"/>
+              <w:jc w:val="left"/>
+            </w:pPr>
+            <w:r>
+              <w:rPr>
+                <w:rFonts w:ascii="Adani" w:hAnsi="Adani"/>
+                <w:b w:val="0"/>
+                <w:sz w:val="18"/>
+                <w:u w:val="none"/>
+              </w:rPr>
+              <w:t>ECOTHRIVE RENEWABLES LIMITED</w:t>
+            </w:r>
+          </w:p>
+        </w:tc>
+        <w:tc>
+          <w:tcPr>
+            <w:tcW w:type="dxa" w:w="1814"/>
+            <w:shd w:val="clear" w:color="auto" w:fill="FFFFFF"/>
+            <w:tcBorders>
+              <w:top w:val="single" w:sz="4" w:space="0" w:color="000000"/>
+              <w:left w:val="single" w:sz="4" w:space="0" w:color="000000"/>
+              <w:bottom w:val="single" w:sz="4" w:space="0" w:color="000000"/>
+              <w:right w:val="single" w:sz="4" w:space="0" w:color="000000"/>
+            </w:tcBorders>
+            <w:vAlign w:val="center"/>
+          </w:tcPr>
+          <w:p>
+            <w:pPr>
+              <w:spacing w:before="40" w:after="40"/>
+              <w:jc w:val="left"/>
+            </w:pPr>
+            <w:r>
+              <w:rPr>
+                <w:rFonts w:ascii="Adani" w:hAnsi="Adani"/>
+                <w:b w:val="0"/>
+                <w:sz w:val="18"/>
+                <w:u w:val="none"/>
+              </w:rPr>
+              <w:t>Additional Director</w:t>
+            </w:r>
+          </w:p>
+        </w:tc>
+        <w:tc>
+          <w:tcPr>
+            <w:tcW w:type="dxa" w:w="1020"/>
+            <w:shd w:val="clear" w:color="auto" w:fill="FFFFFF"/>
+            <w:tcBorders>
+              <w:top w:val="single" w:sz="4" w:space="0" w:color="000000"/>
+              <w:left w:val="single" w:sz="4" w:space="0" w:color="000000"/>
+              <w:bottom w:val="single" w:sz="4" w:space="0" w:color="000000"/>
+              <w:right w:val="single" w:sz="4" w:space="0" w:color="000000"/>
+            </w:tcBorders>
+            <w:vAlign w:val="center"/>
+          </w:tcPr>
+          <w:p>
+            <w:pPr>
+              <w:spacing w:before="40" w:after="40"/>
+              <w:jc w:val="left"/>
+            </w:pPr>
+            <w:r>
+              <w:rPr>
+                <w:rFonts w:ascii="Adani" w:hAnsi="Adani"/>
+                <w:b w:val="0"/>
+                <w:sz w:val="18"/>
+                <w:u w:val="none"/>
+              </w:rPr>
+              <w:t>NIL</w:t>
+            </w:r>
+          </w:p>
+        </w:tc>
+        <w:tc>
+          <w:tcPr>
+            <w:tcW w:type="dxa" w:w="1247"/>
+            <w:shd w:val="clear" w:color="auto" w:fill="FFFFFF"/>
+            <w:tcBorders>
+              <w:top w:val="single" w:sz="4" w:space="0" w:color="000000"/>
+              <w:left w:val="single" w:sz="4" w:space="0" w:color="000000"/>
+              <w:bottom w:val="single" w:sz="4" w:space="0" w:color="000000"/>
+              <w:right w:val="single" w:sz="4" w:space="0" w:color="000000"/>
+            </w:tcBorders>
+            <w:vAlign w:val="center"/>
+          </w:tcPr>
+          <w:p>
+            <w:pPr>
+              <w:spacing w:before="40" w:after="40"/>
+              <w:jc w:val="left"/>
+            </w:pPr>
+            <w:r>
+              <w:rPr>
+                <w:rFonts w:ascii="Adani" w:hAnsi="Adani"/>
+                <w:b w:val="0"/>
+                <w:sz w:val="18"/>
+                <w:u w:val="none"/>
+              </w:rPr>
+              <w:t>10/02/2026</w:t>
+            </w:r>
+          </w:p>
+        </w:tc>
+      </w:tr>
+      <w:tr>
+        <w:tc>
+          <w:tcPr>
+            <w:tcW w:type="dxa" w:w="680"/>
+            <w:shd w:val="clear" w:color="auto" w:fill="FFFFFF"/>
+            <w:tcBorders>
+              <w:top w:val="single" w:sz="4" w:space="0" w:color="000000"/>
+              <w:left w:val="single" w:sz="4" w:space="0" w:color="000000"/>
+              <w:bottom w:val="single" w:sz="4" w:space="0" w:color="000000"/>
+              <w:right w:val="single" w:sz="4" w:space="0" w:color="000000"/>
+            </w:tcBorders>
+            <w:vAlign w:val="center"/>
+          </w:tcPr>
+          <w:p>
+            <w:pPr>
+              <w:spacing w:before="40" w:after="40"/>
+              <w:jc w:val="left"/>
+            </w:pPr>
+            <w:r>
+              <w:rPr>
+                <w:rFonts w:ascii="Adani" w:hAnsi="Adani"/>
+                <w:b w:val="0"/>
+                <w:sz w:val="18"/>
+                <w:u w:val="none"/>
+              </w:rPr>
+              <w:t>3</w:t>
+            </w:r>
+          </w:p>
+        </w:tc>
+        <w:tc>
+          <w:tcPr>
+            <w:tcW w:type="dxa" w:w="3969"/>
+            <w:shd w:val="clear" w:color="auto" w:fill="FFFFFF"/>
+            <w:tcBorders>
+              <w:top w:val="single" w:sz="4" w:space="0" w:color="000000"/>
+              <w:left w:val="single" w:sz="4" w:space="0" w:color="000000"/>
+              <w:bottom w:val="single" w:sz="4" w:space="0" w:color="000000"/>
+              <w:right w:val="single" w:sz="4" w:space="0" w:color="000000"/>
+            </w:tcBorders>
+            <w:vAlign w:val="center"/>
+          </w:tcPr>
+          <w:p>
+            <w:pPr>
+              <w:spacing w:before="40" w:after="40"/>
+              <w:jc w:val="left"/>
+            </w:pPr>
+            <w:r>
+              <w:rPr>
+                <w:rFonts w:ascii="Adani" w:hAnsi="Adani"/>
+                <w:b w:val="0"/>
+                <w:sz w:val="18"/>
+                <w:u w:val="none"/>
+              </w:rPr>
+              <w:t>URJASETU RENEWABLES LIMITED</w:t>
+            </w:r>
+          </w:p>
+        </w:tc>
+        <w:tc>
+          <w:tcPr>
+            <w:tcW w:type="dxa" w:w="1814"/>
+            <w:shd w:val="clear" w:color="auto" w:fill="FFFFFF"/>
+            <w:tcBorders>
+              <w:top w:val="single" w:sz="4" w:space="0" w:color="000000"/>
+              <w:left w:val="single" w:sz="4" w:space="0" w:color="000000"/>
+              <w:bottom w:val="single" w:sz="4" w:space="0" w:color="000000"/>
+              <w:right w:val="single" w:sz="4" w:space="0" w:color="000000"/>
+            </w:tcBorders>
+            <w:vAlign w:val="center"/>
+          </w:tcPr>
+          <w:p>
+            <w:pPr>
+              <w:spacing w:before="40" w:after="40"/>
+              <w:jc w:val="left"/>
+            </w:pPr>
+            <w:r>
+              <w:rPr>
+                <w:rFonts w:ascii="Adani" w:hAnsi="Adani"/>
+                <w:b w:val="0"/>
+                <w:sz w:val="18"/>
+                <w:u w:val="none"/>
+              </w:rPr>
+              <w:t>Additional Director</w:t>
+            </w:r>
+          </w:p>
+        </w:tc>
+        <w:tc>
+          <w:tcPr>
+            <w:tcW w:type="dxa" w:w="1020"/>
+            <w:shd w:val="clear" w:color="auto" w:fill="FFFFFF"/>
+            <w:tcBorders>
+              <w:top w:val="single" w:sz="4" w:space="0" w:color="000000"/>
+              <w:left w:val="single" w:sz="4" w:space="0" w:color="000000"/>
+              <w:bottom w:val="single" w:sz="4" w:space="0" w:color="000000"/>
+              <w:right w:val="single" w:sz="4" w:space="0" w:color="000000"/>
+            </w:tcBorders>
+            <w:vAlign w:val="center"/>
+          </w:tcPr>
+          <w:p>
+            <w:pPr>
+              <w:spacing w:before="40" w:after="40"/>
+              <w:jc w:val="left"/>
+            </w:pPr>
+            <w:r>
+              <w:rPr>
+                <w:rFonts w:ascii="Adani" w:hAnsi="Adani"/>
+                <w:b w:val="0"/>
+                <w:sz w:val="18"/>
+                <w:u w:val="none"/>
+              </w:rPr>
+              <w:t>NIL</w:t>
+            </w:r>
+          </w:p>
+        </w:tc>
+        <w:tc>
+          <w:tcPr>
+            <w:tcW w:type="dxa" w:w="1247"/>
+            <w:shd w:val="clear" w:color="auto" w:fill="FFFFFF"/>
+            <w:tcBorders>
+              <w:top w:val="single" w:sz="4" w:space="0" w:color="000000"/>
+              <w:left w:val="single" w:sz="4" w:space="0" w:color="000000"/>
+              <w:bottom w:val="single" w:sz="4" w:space="0" w:color="000000"/>
+              <w:right w:val="single" w:sz="4" w:space="0" w:color="000000"/>
+            </w:tcBorders>
+            <w:vAlign w:val="center"/>
+          </w:tcPr>
+          <w:p>
+            <w:pPr>
+              <w:spacing w:before="40" w:after="40"/>
+              <w:jc w:val="left"/>
+            </w:pPr>
+            <w:r>
+              <w:rPr>
+                <w:rFonts w:ascii="Adani" w:hAnsi="Adani"/>
+                <w:b w:val="0"/>
+                <w:sz w:val="18"/>
+                <w:u w:val="none"/>
+              </w:rPr>
+              <w:t>10/02/2026</w:t>
+            </w:r>
+          </w:p>
+        </w:tc>
+      </w:tr>
+      <w:tr>
+        <w:tc>
+          <w:tcPr>
+            <w:tcW w:type="dxa" w:w="680"/>
+            <w:shd w:val="clear" w:color="auto" w:fill="FFFFFF"/>
+            <w:tcBorders>
+              <w:top w:val="single" w:sz="4" w:space="0" w:color="000000"/>
+              <w:left w:val="single" w:sz="4" w:space="0" w:color="000000"/>
+              <w:bottom w:val="single" w:sz="4" w:space="0" w:color="000000"/>
+              <w:right w:val="single" w:sz="4" w:space="0" w:color="000000"/>
+            </w:tcBorders>
+            <w:vAlign w:val="center"/>
+          </w:tcPr>
+          <w:p>
+            <w:pPr>
+              <w:spacing w:before="40" w:after="40"/>
+              <w:jc w:val="left"/>
+            </w:pPr>
+            <w:r>
+              <w:rPr>
+                <w:rFonts w:ascii="Adani" w:hAnsi="Adani"/>
+                <w:b w:val="0"/>
+                <w:sz w:val="18"/>
+                <w:u w:val="none"/>
+              </w:rPr>
+              <w:t>4</w:t>
             </w:r>
           </w:p>
         </w:tc>
@@ -645,7 +929,7 @@
                 <w:sz w:val="18"/>
                 <w:u w:val="none"/>
               </w:rPr>
-              <w:t>3</w:t>
+              <w:t>5</w:t>
             </w:r>
           </w:p>
         </w:tc>
@@ -673,7 +957,7 @@
                 <w:sz w:val="18"/>
                 <w:u w:val="none"/>
               </w:rPr>
-              <w:t>ADANI HYRDO ENERGY FOURTEEN LIMITED</w:t>
+              <w:t>ADANI HYDRO ENERGY SIXTEEN LIMITED</w:t>
             </w:r>
           </w:p>
         </w:tc>
@@ -757,7 +1041,7 @@
                 <w:sz w:val="18"/>
                 <w:u w:val="none"/>
               </w:rPr>
-              <w:t>15/10/2025</w:t>
+              <w:t>21/11/2025</w:t>
             </w:r>
           </w:p>
         </w:tc>
@@ -787,7 +1071,7 @@
                 <w:sz w:val="18"/>
                 <w:u w:val="none"/>
               </w:rPr>
-              <w:t>4</w:t>
+              <w:t>6</w:t>
             </w:r>
           </w:p>
         </w:tc>
@@ -929,7 +1213,149 @@
                 <w:sz w:val="18"/>
                 <w:u w:val="none"/>
               </w:rPr>
-              <w:t>5</w:t>
+              <w:t>7</w:t>
+            </w:r>
+          </w:p>
+        </w:tc>
+        <w:tc>
+          <w:tcPr>
+            <w:tcW w:type="dxa" w:w="3969"/>
+            <w:shd w:val="clear" w:color="auto" w:fill="FFFFFF"/>
+            <w:tcBorders>
+              <w:top w:val="single" w:sz="4" w:space="0" w:color="000000"/>
+              <w:left w:val="single" w:sz="4" w:space="0" w:color="000000"/>
+              <w:bottom w:val="single" w:sz="4" w:space="0" w:color="000000"/>
+              <w:right w:val="single" w:sz="4" w:space="0" w:color="000000"/>
+            </w:tcBorders>
+            <w:vAlign w:val="center"/>
+          </w:tcPr>
+          <w:p>
+            <w:pPr>
+              <w:spacing w:before="40" w:after="40"/>
+              <w:jc w:val="left"/>
+            </w:pPr>
+            <w:r>
+              <w:rPr>
+                <w:rFonts w:ascii="Adani" w:hAnsi="Adani"/>
+                <w:b w:val="0"/>
+                <w:sz w:val="18"/>
+                <w:u w:val="none"/>
+              </w:rPr>
+              <w:t>ADANI HYDRO ENERGY FOURTEEN LIMITED</w:t>
+            </w:r>
+          </w:p>
+        </w:tc>
+        <w:tc>
+          <w:tcPr>
+            <w:tcW w:type="dxa" w:w="1814"/>
+            <w:shd w:val="clear" w:color="auto" w:fill="FFFFFF"/>
+            <w:tcBorders>
+              <w:top w:val="single" w:sz="4" w:space="0" w:color="000000"/>
+              <w:left w:val="single" w:sz="4" w:space="0" w:color="000000"/>
+              <w:bottom w:val="single" w:sz="4" w:space="0" w:color="000000"/>
+              <w:right w:val="single" w:sz="4" w:space="0" w:color="000000"/>
+            </w:tcBorders>
+            <w:vAlign w:val="center"/>
+          </w:tcPr>
+          <w:p>
+            <w:pPr>
+              <w:spacing w:before="40" w:after="40"/>
+              <w:jc w:val="left"/>
+            </w:pPr>
+            <w:r>
+              <w:rPr>
+                <w:rFonts w:ascii="Adani" w:hAnsi="Adani"/>
+                <w:b w:val="0"/>
+                <w:sz w:val="18"/>
+                <w:u w:val="none"/>
+              </w:rPr>
+              <w:t>Director</w:t>
+            </w:r>
+          </w:p>
+        </w:tc>
+        <w:tc>
+          <w:tcPr>
+            <w:tcW w:type="dxa" w:w="1020"/>
+            <w:shd w:val="clear" w:color="auto" w:fill="FFFFFF"/>
+            <w:tcBorders>
+              <w:top w:val="single" w:sz="4" w:space="0" w:color="000000"/>
+              <w:left w:val="single" w:sz="4" w:space="0" w:color="000000"/>
+              <w:bottom w:val="single" w:sz="4" w:space="0" w:color="000000"/>
+              <w:right w:val="single" w:sz="4" w:space="0" w:color="000000"/>
+            </w:tcBorders>
+            <w:vAlign w:val="center"/>
+          </w:tcPr>
+          <w:p>
+            <w:pPr>
+              <w:spacing w:before="40" w:after="40"/>
+              <w:jc w:val="left"/>
+            </w:pPr>
+            <w:r>
+              <w:rPr>
+                <w:rFonts w:ascii="Adani" w:hAnsi="Adani"/>
+                <w:b w:val="0"/>
+                <w:sz w:val="18"/>
+                <w:u w:val="none"/>
+              </w:rPr>
+              <w:t>NIL</w:t>
+            </w:r>
+          </w:p>
+        </w:tc>
+        <w:tc>
+          <w:tcPr>
+            <w:tcW w:type="dxa" w:w="1247"/>
+            <w:shd w:val="clear" w:color="auto" w:fill="FFFFFF"/>
+            <w:tcBorders>
+              <w:top w:val="single" w:sz="4" w:space="0" w:color="000000"/>
+              <w:left w:val="single" w:sz="4" w:space="0" w:color="000000"/>
+              <w:bottom w:val="single" w:sz="4" w:space="0" w:color="000000"/>
+              <w:right w:val="single" w:sz="4" w:space="0" w:color="000000"/>
+            </w:tcBorders>
+            <w:vAlign w:val="center"/>
+          </w:tcPr>
+          <w:p>
+            <w:pPr>
+              <w:spacing w:before="40" w:after="40"/>
+              <w:jc w:val="left"/>
+            </w:pPr>
+            <w:r>
+              <w:rPr>
+                <w:rFonts w:ascii="Adani" w:hAnsi="Adani"/>
+                <w:b w:val="0"/>
+                <w:sz w:val="18"/>
+                <w:u w:val="none"/>
+              </w:rPr>
+              <w:t>15/10/2025</w:t>
+            </w:r>
+          </w:p>
+        </w:tc>
+      </w:tr>
+      <w:tr>
+        <w:tc>
+          <w:tcPr>
+            <w:tcW w:type="dxa" w:w="680"/>
+            <w:shd w:val="clear" w:color="auto" w:fill="FFFFFF"/>
+            <w:tcBorders>
+              <w:top w:val="single" w:sz="4" w:space="0" w:color="000000"/>
+              <w:left w:val="single" w:sz="4" w:space="0" w:color="000000"/>
+              <w:bottom w:val="single" w:sz="4" w:space="0" w:color="000000"/>
+              <w:right w:val="single" w:sz="4" w:space="0" w:color="000000"/>
+            </w:tcBorders>
+            <w:vAlign w:val="center"/>
+          </w:tcPr>
+          <w:p>
+            <w:pPr>
+              <w:spacing w:before="40" w:after="40"/>
+              <w:jc w:val="left"/>
+            </w:pPr>
+            <w:r>
+              <w:rPr>
+                <w:rFonts w:ascii="Adani" w:hAnsi="Adani"/>
+                <w:b w:val="0"/>
+                <w:sz w:val="18"/>
+                <w:u w:val="none"/>
+              </w:rPr>
+              <w:t>8</w:t>
             </w:r>
           </w:p>
         </w:tc>
@@ -1071,7 +1497,7 @@
                 <w:sz w:val="18"/>
                 <w:u w:val="none"/>
               </w:rPr>
-              <w:t>6</w:t>
+              <w:t>9</w:t>
             </w:r>
           </w:p>
         </w:tc>
@@ -1099,7 +1525,7 @@
                 <w:sz w:val="18"/>
                 <w:u w:val="none"/>
               </w:rPr>
-              <w:t>ADANI HYDRO ENERGY ELEVEN LIMITED</w:t>
+              <w:t>ADANI HYDRO ENERGY TWELVE LIMITED</w:t>
             </w:r>
           </w:p>
         </w:tc>
@@ -1213,7 +1639,7 @@
                 <w:sz w:val="18"/>
                 <w:u w:val="none"/>
               </w:rPr>
-              <w:t>7</w:t>
+              <w:t>10</w:t>
             </w:r>
           </w:p>
         </w:tc>
@@ -1241,7 +1667,7 @@
                 <w:sz w:val="18"/>
                 <w:u w:val="none"/>
               </w:rPr>
-              <w:t>ADANI HYDRO ENERGY TWELVE LIMITED</w:t>
+              <w:t>ADANI HYDRO ENERGY ELEVEN LIMITED</w:t>
             </w:r>
           </w:p>
         </w:tc>
@@ -1562,7 +1988,7 @@
                 <w:sz w:val="18"/>
                 <w:u w:val="none"/>
               </w:rPr>
-              <w:t>Date:   15th May, 2026</w:t>
+              <w:t>Date:   27th May, 2026</w:t>
             </w:r>
           </w:p>
         </w:tc>
@@ -2599,7 +3025,7 @@
                 <w:sz w:val="18"/>
                 <w:u w:val="none"/>
               </w:rPr>
-              <w:t>Date:   15th May, 2026</w:t>
+              <w:t>Date:   27th May, 2026</w:t>
             </w:r>
           </w:p>
         </w:tc>
@@ -2760,7 +3186,7 @@
           <w:sz w:val="20"/>
           <w:u w:val="none"/>
         </w:rPr>
-        <w:t>15th May, 2026</w:t>
+        <w:t>27th May, 2026</w:t>
       </w:r>
     </w:p>
     <w:p>
@@ -2805,7 +3231,37 @@
           <w:sz w:val="20"/>
           <w:u w:val="none"/>
         </w:rPr>
-        <w:t>ADANI HYDRO ENERGY SIXTEEN LIMITED</w:t>
+        <w:t>ADANI GREEN ENERGY TWENTY SIX A LIMITED</w:t>
+      </w:r>
+    </w:p>
+    <w:p>
+      <w:pPr>
+        <w:spacing w:before="0" w:after="20"/>
+        <w:jc w:val="left"/>
+      </w:pPr>
+      <w:r>
+        <w:rPr>
+          <w:rFonts w:ascii="Adani" w:hAnsi="Adani"/>
+          <w:b/>
+          <w:sz w:val="20"/>
+          <w:u w:val="none"/>
+        </w:rPr>
+        <w:t>ECOTHRIVE RENEWABLES LIMITED</w:t>
+      </w:r>
+    </w:p>
+    <w:p>
+      <w:pPr>
+        <w:spacing w:before="0" w:after="20"/>
+        <w:jc w:val="left"/>
+      </w:pPr>
+      <w:r>
+        <w:rPr>
+          <w:rFonts w:ascii="Adani" w:hAnsi="Adani"/>
+          <w:b/>
+          <w:sz w:val="20"/>
+          <w:u w:val="none"/>
+        </w:rPr>
+        <w:t>URJASETU RENEWABLES LIMITED</w:t>
       </w:r>
     </w:p>
     <w:p>
@@ -2835,7 +3291,7 @@
           <w:sz w:val="20"/>
           <w:u w:val="none"/>
         </w:rPr>
-        <w:t>ADANI HYRDO ENERGY FOURTEEN LIMITED</w:t>
+        <w:t>ADANI HYDRO ENERGY SIXTEEN LIMITED</w:t>
       </w:r>
     </w:p>
     <w:p>
@@ -2865,6 +3321,21 @@
           <w:sz w:val="20"/>
           <w:u w:val="none"/>
         </w:rPr>
+        <w:t>ADANI HYDRO ENERGY FOURTEEN LIMITED</w:t>
+      </w:r>
+    </w:p>
+    <w:p>
+      <w:pPr>
+        <w:spacing w:before="0" w:after="20"/>
+        <w:jc w:val="left"/>
+      </w:pPr>
+      <w:r>
+        <w:rPr>
+          <w:rFonts w:ascii="Adani" w:hAnsi="Adani"/>
+          <w:b/>
+          <w:sz w:val="20"/>
+          <w:u w:val="none"/>
+        </w:rPr>
         <w:t>ADANI HYDRO ENERGY FIFTEEN LIMITED</w:t>
       </w:r>
     </w:p>
@@ -2880,7 +3351,7 @@
           <w:sz w:val="20"/>
           <w:u w:val="none"/>
         </w:rPr>
-        <w:t>ADANI HYDRO ENERGY ELEVEN LIMITED</w:t>
+        <w:t>ADANI HYDRO ENERGY TWELVE LIMITED</w:t>
       </w:r>
     </w:p>
     <w:p>
@@ -2895,7 +3366,7 @@
           <w:sz w:val="20"/>
           <w:u w:val="none"/>
         </w:rPr>
-        <w:t>ADANI HYDRO ENERGY TWELVE LIMITED</w:t>
+        <w:t>ADANI HYDRO ENERGY ELEVEN LIMITED</w:t>
       </w:r>
     </w:p>
     <w:p/>
@@ -2956,7 +3427,37 @@
           <w:sz w:val="20"/>
           <w:u w:val="none"/>
         </w:rPr>
-        <w:t>ADANI HYDRO ENERGY SIXTEEN LIMITED</w:t>
+        <w:t>ADANI GREEN ENERGY TWENTY SIX A LIMITED</w:t>
+      </w:r>
+    </w:p>
+    <w:p>
+      <w:pPr>
+        <w:spacing w:before="0" w:after="20"/>
+        <w:jc w:val="left"/>
+      </w:pPr>
+      <w:r>
+        <w:rPr>
+          <w:rFonts w:ascii="Adani" w:hAnsi="Adani"/>
+          <w:b w:val="0"/>
+          <w:sz w:val="20"/>
+          <w:u w:val="none"/>
+        </w:rPr>
+        <w:t>ECOTHRIVE RENEWABLES LIMITED</w:t>
+      </w:r>
+    </w:p>
+    <w:p>
+      <w:pPr>
+        <w:spacing w:before="0" w:after="20"/>
+        <w:jc w:val="left"/>
+      </w:pPr>
+      <w:r>
+        <w:rPr>
+          <w:rFonts w:ascii="Adani" w:hAnsi="Adani"/>
+          <w:b w:val="0"/>
+          <w:sz w:val="20"/>
+          <w:u w:val="none"/>
+        </w:rPr>
+        <w:t>URJASETU RENEWABLES LIMITED</w:t>
       </w:r>
     </w:p>
     <w:p>
@@ -2986,7 +3487,7 @@
           <w:sz w:val="20"/>
           <w:u w:val="none"/>
         </w:rPr>
-        <w:t>ADANI HYRDO ENERGY FOURTEEN LIMITED</w:t>
+        <w:t>ADANI HYDRO ENERGY SIXTEEN LIMITED</w:t>
       </w:r>
     </w:p>
     <w:p>
@@ -3016,6 +3517,21 @@
           <w:sz w:val="20"/>
           <w:u w:val="none"/>
         </w:rPr>
+        <w:t>ADANI HYDRO ENERGY FOURTEEN LIMITED</w:t>
+      </w:r>
+    </w:p>
+    <w:p>
+      <w:pPr>
+        <w:spacing w:before="0" w:after="20"/>
+        <w:jc w:val="left"/>
+      </w:pPr>
+      <w:r>
+        <w:rPr>
+          <w:rFonts w:ascii="Adani" w:hAnsi="Adani"/>
+          <w:b w:val="0"/>
+          <w:sz w:val="20"/>
+          <w:u w:val="none"/>
+        </w:rPr>
         <w:t>ADANI HYDRO ENERGY FIFTEEN LIMITED</w:t>
       </w:r>
     </w:p>
@@ -3031,7 +3547,7 @@
           <w:sz w:val="20"/>
           <w:u w:val="none"/>
         </w:rPr>
-        <w:t>ADANI HYDRO ENERGY ELEVEN LIMITED</w:t>
+        <w:t>ADANI HYDRO ENERGY TWELVE LIMITED</w:t>
       </w:r>
     </w:p>
     <w:p>
@@ -3046,7 +3562,7 @@
           <w:sz w:val="20"/>
           <w:u w:val="none"/>
         </w:rPr>
-        <w:t>ADANI HYDRO ENERGY TWELVE LIMITED</w:t>
+        <w:t>ADANI HYDRO ENERGY ELEVEN LIMITED</w:t>
       </w:r>
     </w:p>
     <w:p/>
@@ -3872,7 +4388,7 @@
                 <w:sz w:val="18"/>
                 <w:u w:val="none"/>
               </w:rPr>
-              <w:t>7</w:t>
+              <w:t>10</w:t>
             </w:r>
           </w:p>
         </w:tc>
@@ -4045,7 +4561,7 @@
                 <w:sz w:val="18"/>
                 <w:u w:val="none"/>
               </w:rPr>
-              <w:t>U35105GJ2025PLC169651</w:t>
+              <w:t>U40100GJ2020PLC114736</w:t>
             </w:r>
           </w:p>
         </w:tc>
@@ -4073,7 +4589,7 @@
                 <w:sz w:val="18"/>
                 <w:u w:val="none"/>
               </w:rPr>
-              <w:t>ADANI HYDRO ENERGY SIXTEEN LIMITED</w:t>
+              <w:t>ADANI GREEN ENERGY TWENTY SIX A LIMITED</w:t>
             </w:r>
           </w:p>
         </w:tc>
@@ -4101,7 +4617,7 @@
                 <w:sz w:val="18"/>
                 <w:u w:val="none"/>
               </w:rPr>
-              <w:t>Director</w:t>
+              <w:t>Additional Director</w:t>
             </w:r>
           </w:p>
         </w:tc>
@@ -4129,7 +4645,235 @@
                 <w:sz w:val="18"/>
                 <w:u w:val="none"/>
               </w:rPr>
-              <w:t>21/11/2025</w:t>
+              <w:t>31/03/2026</w:t>
+            </w:r>
+          </w:p>
+        </w:tc>
+      </w:tr>
+      <w:tr>
+        <w:tc>
+          <w:tcPr>
+            <w:tcW w:type="dxa" w:w="2268"/>
+            <w:shd w:val="clear" w:color="auto" w:fill="FFFFFF"/>
+            <w:tcBorders>
+              <w:top w:val="single" w:sz="4" w:space="0" w:color="000000"/>
+              <w:left w:val="single" w:sz="4" w:space="0" w:color="000000"/>
+              <w:bottom w:val="single" w:sz="4" w:space="0" w:color="000000"/>
+              <w:right w:val="single" w:sz="4" w:space="0" w:color="000000"/>
+            </w:tcBorders>
+            <w:vAlign w:val="center"/>
+          </w:tcPr>
+          <w:p>
+            <w:pPr>
+              <w:spacing w:before="40" w:after="40"/>
+              <w:jc w:val="left"/>
+            </w:pPr>
+            <w:r>
+              <w:rPr>
+                <w:rFonts w:ascii="Adani" w:hAnsi="Adani"/>
+                <w:b w:val="0"/>
+                <w:sz w:val="18"/>
+                <w:u w:val="none"/>
+              </w:rPr>
+              <w:t>U35105GJ2025PLC171245</w:t>
+            </w:r>
+          </w:p>
+        </w:tc>
+        <w:tc>
+          <w:tcPr>
+            <w:tcW w:type="dxa" w:w="4252"/>
+            <w:shd w:val="clear" w:color="auto" w:fill="FFFFFF"/>
+            <w:tcBorders>
+              <w:top w:val="single" w:sz="4" w:space="0" w:color="000000"/>
+              <w:left w:val="single" w:sz="4" w:space="0" w:color="000000"/>
+              <w:bottom w:val="single" w:sz="4" w:space="0" w:color="000000"/>
+              <w:right w:val="single" w:sz="4" w:space="0" w:color="000000"/>
+            </w:tcBorders>
+            <w:vAlign w:val="center"/>
+          </w:tcPr>
+          <w:p>
+            <w:pPr>
+              <w:spacing w:before="40" w:after="40"/>
+              <w:jc w:val="left"/>
+            </w:pPr>
+            <w:r>
+              <w:rPr>
+                <w:rFonts w:ascii="Adani" w:hAnsi="Adani"/>
+                <w:b w:val="0"/>
+                <w:sz w:val="18"/>
+                <w:u w:val="none"/>
+              </w:rPr>
+              <w:t>ECOTHRIVE RENEWABLES LIMITED</w:t>
+            </w:r>
+          </w:p>
+        </w:tc>
+        <w:tc>
+          <w:tcPr>
+            <w:tcW w:type="dxa" w:w="1587"/>
+            <w:shd w:val="clear" w:color="auto" w:fill="FFFFFF"/>
+            <w:tcBorders>
+              <w:top w:val="single" w:sz="4" w:space="0" w:color="000000"/>
+              <w:left w:val="single" w:sz="4" w:space="0" w:color="000000"/>
+              <w:bottom w:val="single" w:sz="4" w:space="0" w:color="000000"/>
+              <w:right w:val="single" w:sz="4" w:space="0" w:color="000000"/>
+            </w:tcBorders>
+            <w:vAlign w:val="center"/>
+          </w:tcPr>
+          <w:p>
+            <w:pPr>
+              <w:spacing w:before="40" w:after="40"/>
+              <w:jc w:val="left"/>
+            </w:pPr>
+            <w:r>
+              <w:rPr>
+                <w:rFonts w:ascii="Adani" w:hAnsi="Adani"/>
+                <w:b w:val="0"/>
+                <w:sz w:val="18"/>
+                <w:u w:val="none"/>
+              </w:rPr>
+              <w:t>Additional Director</w:t>
+            </w:r>
+          </w:p>
+        </w:tc>
+        <w:tc>
+          <w:tcPr>
+            <w:tcW w:type="dxa" w:w="1304"/>
+            <w:shd w:val="clear" w:color="auto" w:fill="FFFFFF"/>
+            <w:tcBorders>
+              <w:top w:val="single" w:sz="4" w:space="0" w:color="000000"/>
+              <w:left w:val="single" w:sz="4" w:space="0" w:color="000000"/>
+              <w:bottom w:val="single" w:sz="4" w:space="0" w:color="000000"/>
+              <w:right w:val="single" w:sz="4" w:space="0" w:color="000000"/>
+            </w:tcBorders>
+            <w:vAlign w:val="center"/>
+          </w:tcPr>
+          <w:p>
+            <w:pPr>
+              <w:spacing w:before="40" w:after="40"/>
+              <w:jc w:val="left"/>
+            </w:pPr>
+            <w:r>
+              <w:rPr>
+                <w:rFonts w:ascii="Adani" w:hAnsi="Adani"/>
+                <w:b w:val="0"/>
+                <w:sz w:val="18"/>
+                <w:u w:val="none"/>
+              </w:rPr>
+              <w:t>10/02/2026</w:t>
+            </w:r>
+          </w:p>
+        </w:tc>
+      </w:tr>
+      <w:tr>
+        <w:tc>
+          <w:tcPr>
+            <w:tcW w:type="dxa" w:w="2268"/>
+            <w:shd w:val="clear" w:color="auto" w:fill="FFFFFF"/>
+            <w:tcBorders>
+              <w:top w:val="single" w:sz="4" w:space="0" w:color="000000"/>
+              <w:left w:val="single" w:sz="4" w:space="0" w:color="000000"/>
+              <w:bottom w:val="single" w:sz="4" w:space="0" w:color="000000"/>
+              <w:right w:val="single" w:sz="4" w:space="0" w:color="000000"/>
+            </w:tcBorders>
+            <w:vAlign w:val="center"/>
+          </w:tcPr>
+          <w:p>
+            <w:pPr>
+              <w:spacing w:before="40" w:after="40"/>
+              <w:jc w:val="left"/>
+            </w:pPr>
+            <w:r>
+              <w:rPr>
+                <w:rFonts w:ascii="Adani" w:hAnsi="Adani"/>
+                <w:b w:val="0"/>
+                <w:sz w:val="18"/>
+                <w:u w:val="none"/>
+              </w:rPr>
+              <w:t>U35105GJ2025PLC169896</w:t>
+            </w:r>
+          </w:p>
+        </w:tc>
+        <w:tc>
+          <w:tcPr>
+            <w:tcW w:type="dxa" w:w="4252"/>
+            <w:shd w:val="clear" w:color="auto" w:fill="FFFFFF"/>
+            <w:tcBorders>
+              <w:top w:val="single" w:sz="4" w:space="0" w:color="000000"/>
+              <w:left w:val="single" w:sz="4" w:space="0" w:color="000000"/>
+              <w:bottom w:val="single" w:sz="4" w:space="0" w:color="000000"/>
+              <w:right w:val="single" w:sz="4" w:space="0" w:color="000000"/>
+            </w:tcBorders>
+            <w:vAlign w:val="center"/>
+          </w:tcPr>
+          <w:p>
+            <w:pPr>
+              <w:spacing w:before="40" w:after="40"/>
+              <w:jc w:val="left"/>
+            </w:pPr>
+            <w:r>
+              <w:rPr>
+                <w:rFonts w:ascii="Adani" w:hAnsi="Adani"/>
+                <w:b w:val="0"/>
+                <w:sz w:val="18"/>
+                <w:u w:val="none"/>
+              </w:rPr>
+              <w:t>URJASETU RENEWABLES LIMITED</w:t>
+            </w:r>
+          </w:p>
+        </w:tc>
+        <w:tc>
+          <w:tcPr>
+            <w:tcW w:type="dxa" w:w="1587"/>
+            <w:shd w:val="clear" w:color="auto" w:fill="FFFFFF"/>
+            <w:tcBorders>
+              <w:top w:val="single" w:sz="4" w:space="0" w:color="000000"/>
+              <w:left w:val="single" w:sz="4" w:space="0" w:color="000000"/>
+              <w:bottom w:val="single" w:sz="4" w:space="0" w:color="000000"/>
+              <w:right w:val="single" w:sz="4" w:space="0" w:color="000000"/>
+            </w:tcBorders>
+            <w:vAlign w:val="center"/>
+          </w:tcPr>
+          <w:p>
+            <w:pPr>
+              <w:spacing w:before="40" w:after="40"/>
+              <w:jc w:val="left"/>
+            </w:pPr>
+            <w:r>
+              <w:rPr>
+                <w:rFonts w:ascii="Adani" w:hAnsi="Adani"/>
+                <w:b w:val="0"/>
+                <w:sz w:val="18"/>
+                <w:u w:val="none"/>
+              </w:rPr>
+              <w:t>Additional Director</w:t>
+            </w:r>
+          </w:p>
+        </w:tc>
+        <w:tc>
+          <w:tcPr>
+            <w:tcW w:type="dxa" w:w="1304"/>
+            <w:shd w:val="clear" w:color="auto" w:fill="FFFFFF"/>
+            <w:tcBorders>
+              <w:top w:val="single" w:sz="4" w:space="0" w:color="000000"/>
+              <w:left w:val="single" w:sz="4" w:space="0" w:color="000000"/>
+              <w:bottom w:val="single" w:sz="4" w:space="0" w:color="000000"/>
+              <w:right w:val="single" w:sz="4" w:space="0" w:color="000000"/>
+            </w:tcBorders>
+            <w:vAlign w:val="center"/>
+          </w:tcPr>
+          <w:p>
+            <w:pPr>
+              <w:spacing w:before="40" w:after="40"/>
+              <w:jc w:val="left"/>
+            </w:pPr>
+            <w:r>
+              <w:rPr>
+                <w:rFonts w:ascii="Adani" w:hAnsi="Adani"/>
+                <w:b w:val="0"/>
+                <w:sz w:val="18"/>
+                <w:u w:val="none"/>
+              </w:rPr>
+              <w:t>10/02/2026</w:t>
             </w:r>
           </w:p>
         </w:tc>
@@ -4273,7 +5017,7 @@
                 <w:sz w:val="18"/>
                 <w:u w:val="none"/>
               </w:rPr>
-              <w:t>U35105GJ2025PLC168767</w:t>
+              <w:t>U35105GJ2025PLC169651</w:t>
             </w:r>
           </w:p>
         </w:tc>
@@ -4301,7 +5045,121 @@
                 <w:sz w:val="18"/>
                 <w:u w:val="none"/>
               </w:rPr>
-              <w:t>ADANI HYRDO ENERGY FOURTEEN LIMITED</w:t>
+              <w:t>ADANI HYDRO ENERGY SIXTEEN LIMITED</w:t>
+            </w:r>
+          </w:p>
+        </w:tc>
+        <w:tc>
+          <w:tcPr>
+            <w:tcW w:type="dxa" w:w="1587"/>
+            <w:shd w:val="clear" w:color="auto" w:fill="FFFFFF"/>
+            <w:tcBorders>
+              <w:top w:val="single" w:sz="4" w:space="0" w:color="000000"/>
+              <w:left w:val="single" w:sz="4" w:space="0" w:color="000000"/>
+              <w:bottom w:val="single" w:sz="4" w:space="0" w:color="000000"/>
+              <w:right w:val="single" w:sz="4" w:space="0" w:color="000000"/>
+            </w:tcBorders>
+            <w:vAlign w:val="center"/>
+          </w:tcPr>
+          <w:p>
+            <w:pPr>
+              <w:spacing w:before="40" w:after="40"/>
+              <w:jc w:val="left"/>
+            </w:pPr>
+            <w:r>
+              <w:rPr>
+                <w:rFonts w:ascii="Adani" w:hAnsi="Adani"/>
+                <w:b w:val="0"/>
+                <w:sz w:val="18"/>
+                <w:u w:val="none"/>
+              </w:rPr>
+              <w:t>Director</w:t>
+            </w:r>
+          </w:p>
+        </w:tc>
+        <w:tc>
+          <w:tcPr>
+            <w:tcW w:type="dxa" w:w="1304"/>
+            <w:shd w:val="clear" w:color="auto" w:fill="FFFFFF"/>
+            <w:tcBorders>
+              <w:top w:val="single" w:sz="4" w:space="0" w:color="000000"/>
+              <w:left w:val="single" w:sz="4" w:space="0" w:color="000000"/>
+              <w:bottom w:val="single" w:sz="4" w:space="0" w:color="000000"/>
+              <w:right w:val="single" w:sz="4" w:space="0" w:color="000000"/>
+            </w:tcBorders>
+            <w:vAlign w:val="center"/>
+          </w:tcPr>
+          <w:p>
+            <w:pPr>
+              <w:spacing w:before="40" w:after="40"/>
+              <w:jc w:val="left"/>
+            </w:pPr>
+            <w:r>
+              <w:rPr>
+                <w:rFonts w:ascii="Adani" w:hAnsi="Adani"/>
+                <w:b w:val="0"/>
+                <w:sz w:val="18"/>
+                <w:u w:val="none"/>
+              </w:rPr>
+              <w:t>21/11/2025</w:t>
+            </w:r>
+          </w:p>
+        </w:tc>
+      </w:tr>
+      <w:tr>
+        <w:tc>
+          <w:tcPr>
+            <w:tcW w:type="dxa" w:w="2268"/>
+            <w:shd w:val="clear" w:color="auto" w:fill="FFFFFF"/>
+            <w:tcBorders>
+              <w:top w:val="single" w:sz="4" w:space="0" w:color="000000"/>
+              <w:left w:val="single" w:sz="4" w:space="0" w:color="000000"/>
+              <w:bottom w:val="single" w:sz="4" w:space="0" w:color="000000"/>
+              <w:right w:val="single" w:sz="4" w:space="0" w:color="000000"/>
+            </w:tcBorders>
+            <w:vAlign w:val="center"/>
+          </w:tcPr>
+          <w:p>
+            <w:pPr>
+              <w:spacing w:before="40" w:after="40"/>
+              <w:jc w:val="left"/>
+            </w:pPr>
+            <w:r>
+              <w:rPr>
+                <w:rFonts w:ascii="Adani" w:hAnsi="Adani"/>
+                <w:b w:val="0"/>
+                <w:sz w:val="18"/>
+                <w:u w:val="none"/>
+              </w:rPr>
+              <w:t>U35105GJ2025PLC168757</w:t>
+            </w:r>
+          </w:p>
+        </w:tc>
+        <w:tc>
+          <w:tcPr>
+            <w:tcW w:type="dxa" w:w="4252"/>
+            <w:shd w:val="clear" w:color="auto" w:fill="FFFFFF"/>
+            <w:tcBorders>
+              <w:top w:val="single" w:sz="4" w:space="0" w:color="000000"/>
+              <w:left w:val="single" w:sz="4" w:space="0" w:color="000000"/>
+              <w:bottom w:val="single" w:sz="4" w:space="0" w:color="000000"/>
+              <w:right w:val="single" w:sz="4" w:space="0" w:color="000000"/>
+            </w:tcBorders>
+            <w:vAlign w:val="center"/>
+          </w:tcPr>
+          <w:p>
+            <w:pPr>
+              <w:spacing w:before="40" w:after="40"/>
+              <w:jc w:val="left"/>
+            </w:pPr>
+            <w:r>
+              <w:rPr>
+                <w:rFonts w:ascii="Adani" w:hAnsi="Adani"/>
+                <w:b w:val="0"/>
+                <w:sz w:val="18"/>
+                <w:u w:val="none"/>
+              </w:rPr>
+              <w:t>ADANI HYDRO ENERGY SEVENTEEN LIMITED</w:t>
             </w:r>
           </w:p>
         </w:tc>
@@ -4387,7 +5245,7 @@
                 <w:sz w:val="18"/>
                 <w:u w:val="none"/>
               </w:rPr>
-              <w:t>U35105GJ2025PLC168757</w:t>
+              <w:t>U35105GJ2025PLC168767</w:t>
             </w:r>
           </w:p>
         </w:tc>
@@ -4415,7 +5273,7 @@
                 <w:sz w:val="18"/>
                 <w:u w:val="none"/>
               </w:rPr>
-              <w:t>ADANI HYDRO ENERGY SEVENTEEN LIMITED</w:t>
+              <w:t>ADANI HYDRO ENERGY FOURTEEN LIMITED</w:t>
             </w:r>
           </w:p>
         </w:tc>
@@ -4615,7 +5473,7 @@
                 <w:sz w:val="18"/>
                 <w:u w:val="none"/>
               </w:rPr>
-              <w:t>U35105GJ2025PLC168686</w:t>
+              <w:t>U35105GJ2025PLC168695</w:t>
             </w:r>
           </w:p>
         </w:tc>
@@ -4643,7 +5501,7 @@
                 <w:sz w:val="18"/>
                 <w:u w:val="none"/>
               </w:rPr>
-              <w:t>ADANI HYDRO ENERGY ELEVEN LIMITED</w:t>
+              <w:t>ADANI HYDRO ENERGY TWELVE LIMITED</w:t>
             </w:r>
           </w:p>
         </w:tc>
@@ -4729,7 +5587,7 @@
                 <w:sz w:val="18"/>
                 <w:u w:val="none"/>
               </w:rPr>
-              <w:t>U35105GJ2025PLC168695</w:t>
+              <w:t>U35105GJ2025PLC168686</w:t>
             </w:r>
           </w:p>
         </w:tc>
@@ -4757,7 +5615,7 @@
                 <w:sz w:val="18"/>
                 <w:u w:val="none"/>
               </w:rPr>
-              <w:t>ADANI HYDRO ENERGY TWELVE LIMITED</w:t>
+              <w:t>ADANI HYDRO ENERGY ELEVEN LIMITED</w:t>
             </w:r>
           </w:p>
         </w:tc>
